--- a/diligence-artifact-backend/references/document-templates/ai/v2_1/lane-b/DOC_AI_B_PBK_QR_READY_v2_1.docx
+++ b/diligence-artifact-backend/references/document-templates/ai/v2_1/lane-b/DOC_AI_B_PBK_QR_READY_v2_1.docx
@@ -66,7 +66,7 @@
           <w:sz w:val="32"/>
           <w:szCs w:val="32"/>
         </w:rPr>
-        <w:t>LEX NO</w:t>
+        <w:t>AI GOVERNANCE:</w:t>
       </w:r>
       <w:r>
         <w:rPr>
@@ -75,7 +75,7 @@
           <w:sz w:val="32"/>
           <w:szCs w:val="32"/>
         </w:rPr>
-        <w:t xml:space="preserve">VA </w:t>
+        <w:t xml:space="preserve"/>
       </w:r>
       <w:r>
         <w:rPr>
@@ -84,7 +84,7 @@
           <w:sz w:val="32"/>
           <w:szCs w:val="32"/>
         </w:rPr>
-        <w:t xml:space="preserve">HQ </w:t>
+        <w:t xml:space="preserve"/>
       </w:r>
       <w:r>
         <w:rPr>
@@ -93,7 +93,7 @@
           <w:sz w:val="32"/>
           <w:szCs w:val="32"/>
         </w:rPr>
-        <w:t xml:space="preserve">– AI </w:t>
+        <w:t xml:space="preserve"/>
       </w:r>
       <w:r>
         <w:rPr>
@@ -102,7 +102,7 @@
           <w:sz w:val="32"/>
           <w:szCs w:val="32"/>
         </w:rPr>
-        <w:t>GOVERNANCE:</w:t>
+        <w:t/>
       </w:r>
       <w:r>
         <w:rPr>
@@ -439,7 +439,7 @@
         <w:ind w:left="1225"/>
       </w:pPr>
       <w:r>
-        <w:t>This document was prepared by Lex Nova HQ, a Commercial Architecture Practice. Lex Nova HQ is not a law firm and does not provide legal advice. This Playbook is a commercial strategy guide — not a substitute for legal counsel.</w:t>
+        <w:t>This document was prepared as a Review-Ready Draft by a commercial legal architecture provider. The provider is not a law firm and does not provide legal advice. This Playbook is a commercial strategy guide — not a substitute for legal counsel.</w:t>
       </w:r>
     </w:p>
     <w:p>
@@ -452,7 +452,7 @@
         <w:ind w:left="1225"/>
       </w:pPr>
       <w:r>
-        <w:t>This is a "Review-Ready Draft" based on Lex Nova HQ's pre-audited Master Architecture. Before relying on any counter-strategy in a binding negotiation, you should consult with your corporate counsel or a qualified attorney in your jurisdiction.</w:t>
+        <w:t>This is a "Review-Ready Draft" based on a pre-audited legal architecture framework. Before relying on any counter-strategy in a binding negotiation, you should consult with your corporate counsel or a qualified attorney in your jurisdiction.</w:t>
       </w:r>
     </w:p>
     <w:p>
@@ -5413,7 +5413,7 @@
           <w:i/>
           <w:iCs/>
         </w:rPr>
-        <w:t>Lex Nova HQ — Internal Use Only. Not included in client deliverables.</w:t>
+        <w:t>Internal Use Only. Not included in client deliverables.</w:t>
       </w:r>
     </w:p>
     <w:p>
@@ -5544,7 +5544,7 @@
           <w:i/>
           <w:iCs/>
         </w:rPr>
-        <w:t>For Lex Nova HQ Delivery Team. Remove before client delivery.</w:t>
+        <w:t>For Delivery Team. Remove before client delivery.</w:t>
       </w:r>
     </w:p>
     <w:p>
@@ -8346,14 +8346,14 @@
               <w:sz w:val="16"/>
               <w:szCs w:val="16"/>
             </w:rPr>
-            <w:t>Lex Nova HQ —</w:t>
+            <w:t/>
           </w:r>
           <w:r>
             <w:rPr>
               <w:sz w:val="16"/>
               <w:szCs w:val="16"/>
             </w:rPr>
-            <w:t xml:space="preserve"> DOC_AI_B_PBK</w:t>
+            <w:t xml:space="preserve">DOC_AI_B_PBK</w:t>
           </w:r>
         </w:p>
       </w:tc>
@@ -8581,7 +8581,7 @@
               <w:sz w:val="16"/>
               <w:szCs w:val="16"/>
             </w:rPr>
-            <w:t>Lex Nova HQ — DOC_AI_B_PBK</w:t>
+            <w:t>DOC_AI_B_PBK</w:t>
           </w:r>
           <w:r>
             <w:rPr>
